--- a/public/downloads/13_Contrato_Servicos_PJ_Freelancer.docx
+++ b/public/downloads/13_Contrato_Servicos_PJ_Freelancer.docx
@@ -8,12 +8,12 @@
       </w:pPr>
       <w:r>
         <w:rPr>
-          <w:rFonts w:ascii="Arial" w:hAnsi="Arial"/>
+          <w:rFonts w:ascii="Times New Roman" w:hAnsi="Times New Roman"/>
           <w:b/>
-          <w:color w:val="1A2C4C"/>
+          <w:color w:val="0A192F"/>
           <w:sz w:val="26"/>
         </w:rPr>
-        <w:t>CONTRATO DE PRESTAÇÃO DE SERVIÇOS PJ / FREELANCER (ANTI-CLT)</w:t>
+        <w:t>CONTRATO DE PRESTAÇÃO DE SERVIÇOS TÉCNICOS ESPECIALIZADOS COM BLINDAGEM TRABALHISTA (PJ / FREELANCER)</w:t>
       </w:r>
     </w:p>
     <w:p>
@@ -22,12 +22,12 @@
       </w:pPr>
       <w:r>
         <w:rPr>
-          <w:rFonts w:ascii="Arial" w:hAnsi="Arial"/>
+          <w:rFonts w:ascii="Times New Roman" w:hAnsi="Times New Roman"/>
           <w:i/>
-          <w:color w:val="787878"/>
-          <w:sz w:val="19"/>
+          <w:color w:val="5A5A5A"/>
+          <w:sz w:val="20"/>
         </w:rPr>
-        <w:t>Acervo de Segurança Jurídica • Módulo 2: Negócios e Serviços • Banca Andrade &amp; Florio</w:t>
+        <w:t>Regido pelo Código Civil Brasileiro (Arts. 593 a 609) com Ausência Total dos Requisitos do Art. 3º da CLT</w:t>
       </w:r>
     </w:p>
     <w:p/>
@@ -45,7 +45,7 @@
         <w:tc>
           <w:tcPr>
             <w:tcW w:type="dxa" w:w="9360"/>
-            <w:shd w:fill="F4F5F7"/>
+            <w:shd w:fill="F8F9FA"/>
           </w:tcPr>
           <w:p>
             <w:pPr>
@@ -56,10 +56,12 @@
               <w:rPr>
                 <w:rFonts w:ascii="Arial" w:hAnsi="Arial"/>
                 <w:b/>
-                <w:color w:val="B48214"/>
-                <w:sz w:val="19"/>
+                <w:color w:val="8C640F"/>
+                <w:sz w:val="18"/>
               </w:rPr>
-              <w:t>💡 NOTA TÉCNICA DO ADVOGADO: Afasta os requisitos do Art. 3º da CLT (subordinação, pessoalidade e controle de jornada), evitando passivo trabalhista milionário.</w:t>
+              <w:t>ORIENTAÇÃO TÉCNICA E SEGURANÇA JURÍDICA (ANDRADE &amp; FLORIO):</w:t>
+              <w:br/>
+              <w:t>A contratação de profissionais PJ ou autônomos deve blindar a empresa contra o princípio trabalhista da 'Primazia da Realidade'. Este contrato formaliza a autonomia técnica, a inexistência de subordinação jurídica, a não obrigatoriedade de cumprimento de jornada fixa e a ampla liberdade para prestar serviços a terceiros simultaneamente.</w:t>
             </w:r>
           </w:p>
         </w:tc>
@@ -68,129 +70,226 @@
     <w:p/>
     <w:p>
       <w:pPr>
-        <w:pStyle w:val="Heading2"/>
+        <w:spacing w:line="300" w:lineRule="auto" w:after="240"/>
+        <w:jc w:val="both"/>
       </w:pPr>
       <w:r>
-        <w:t>QUALIFICAÇÃO DAS PARTES</w:t>
-      </w:r>
-    </w:p>
-    <w:p>
-      <w:r>
-        <w:t>CONTRATANTE: [EMPRESA PJ].</w:t>
+        <w:rPr>
+          <w:rFonts w:ascii="Times New Roman" w:hAnsi="Times New Roman"/>
+          <w:color w:val="1E1E1E"/>
+          <w:sz w:val="22"/>
+        </w:rPr>
+        <w:t>Pelo presente Instrumento Particular de Prestação de Serviços Técnicos Especializados, regido pelos artigos 593 a 609 do Código Civil Brasileiro, celebram entre si:</w:t>
         <w:br/>
-        <w:t>CONTRATADA: [PRESTADOR PJ / MEI].</w:t>
+        <w:br/>
+        <w:t>CONTRATANTE: [RAZÃO SOCIAL DA EMPRESA], pessoa jurídica inscrita no CNPJ/MF sob o nº [NÚMERO], com sede na [ENDEREÇO COMPLETO], representada por seu representante legal [NOME COMPLETO], CPF nº [CPF];</w:t>
+        <w:br/>
+        <w:br/>
+        <w:t>CONTRATADA: [RAZÃO SOCIAL DA PRESTADORA PJ / MEI], inscrita no CNPJ sob o nº [NÚMERO], com sede na [ENDEREÇO COMPLETO], representada por [NOME DO SÓCIO], CPF nº [CPF];</w:t>
+        <w:br/>
+        <w:br/>
+        <w:t>Têm entre si acordadas as seguintes cláusulas:</w:t>
       </w:r>
     </w:p>
     <w:p>
       <w:pPr>
-        <w:spacing w:before="200" w:after="40"/>
+        <w:spacing w:before="240" w:after="60"/>
       </w:pPr>
       <w:r>
         <w:rPr>
-          <w:rFonts w:ascii="Arial" w:hAnsi="Arial"/>
+          <w:rFonts w:ascii="Times New Roman" w:hAnsi="Times New Roman"/>
           <w:b/>
-          <w:color w:val="1A2C4C"/>
+          <w:color w:val="0A192F"/>
           <w:sz w:val="22"/>
         </w:rPr>
-        <w:t>CLÁUSULA PRIMEIRA – DA AUTONOMIA TÉCNICA</w:t>
+        <w:t>CLÁUSULA PRIMEIRA – DO OBJETO E ENTREGÁVEIS</w:t>
       </w:r>
     </w:p>
     <w:p>
       <w:pPr>
-        <w:spacing w:before="0" w:after="120" w:line="276" w:lineRule="auto"/>
+        <w:spacing w:before="0" w:after="160" w:line="300" w:lineRule="auto"/>
+        <w:jc w:val="both"/>
       </w:pPr>
       <w:r>
         <w:rPr>
-          <w:rFonts w:ascii="Arial" w:hAnsi="Arial"/>
-          <w:color w:val="282828"/>
-          <w:sz w:val="20"/>
+          <w:rFonts w:ascii="Times New Roman" w:hAnsi="Times New Roman"/>
+          <w:color w:val="1E1E1E"/>
+          <w:sz w:val="21"/>
         </w:rPr>
-        <w:t>A prestação de serviços ocorrerá sem qualquer subordinação jurídica, pessoalidade obrigatória ou controle de horários.</w:t>
+        <w:t>1.1. O presente contrato tem por objeto a prestação, pela CONTRATADA à CONTRATANTE, de serviços de assessoria e consultoria técnica especializada em [DESCREVER ATIVIDADES E PROJETOS].</w:t>
+        <w:br/>
+        <w:br/>
+        <w:t>1.2. Os serviços serão medidos por entregas e resultados qualitativos, inexistindo qualquer obrigação de controle ou reporte de horas trabalhadas.</w:t>
       </w:r>
     </w:p>
     <w:p>
       <w:pPr>
-        <w:spacing w:before="200" w:after="40"/>
+        <w:spacing w:before="240" w:after="60"/>
       </w:pPr>
       <w:r>
         <w:rPr>
-          <w:rFonts w:ascii="Arial" w:hAnsi="Arial"/>
+          <w:rFonts w:ascii="Times New Roman" w:hAnsi="Times New Roman"/>
           <w:b/>
-          <w:color w:val="1A2C4C"/>
+          <w:color w:val="0A192F"/>
           <w:sz w:val="22"/>
         </w:rPr>
-        <w:t>CLÁUSULA SEGUNDA – DA NÃO EXCLUSIVIDADE</w:t>
+        <w:t>CLÁUSULA SEGUNDA – DA AUTONOMIA TÉCNICA E BLINDAGEM TRABALHISTA</w:t>
       </w:r>
     </w:p>
     <w:p>
       <w:pPr>
-        <w:spacing w:before="0" w:after="120" w:line="276" w:lineRule="auto"/>
+        <w:spacing w:before="0" w:after="160" w:line="300" w:lineRule="auto"/>
+        <w:jc w:val="both"/>
       </w:pPr>
       <w:r>
         <w:rPr>
-          <w:rFonts w:ascii="Arial" w:hAnsi="Arial"/>
-          <w:color w:val="282828"/>
-          <w:sz w:val="20"/>
+          <w:rFonts w:ascii="Times New Roman" w:hAnsi="Times New Roman"/>
+          <w:color w:val="1E1E1E"/>
+          <w:sz w:val="21"/>
         </w:rPr>
-        <w:t>A Contratada é livre para manter outros contratos comerciais concomitantemente com quaisquer terceiros.</w:t>
+        <w:t>2.1. A CONTRATADA exercerá suas atividades com total independência técnica, operacional, de métodos e horários, sem qualquer tipo de subordinação hierárquica à estrutura da CONTRATANTE.</w:t>
+        <w:br/>
+        <w:br/>
+        <w:t>2.2. Não há qualquer exigência de pessoalidade (podendo a Contratada alocar sócios ou prepostos qualificados) nem cláusula de exclusividade, sendo a CONTRATADA livre para prestar serviços simultaneamente a outras empresas e concorrentes.</w:t>
+        <w:br/>
+        <w:br/>
+        <w:t>2.3. As partes atestam expressamente a natureza estritamente empresarial e civil deste contrato, declarando a inocorrência de vínculo empregatício sob a égide da CLT (Artigos 2º e 3º da CLT).</w:t>
       </w:r>
     </w:p>
     <w:p>
       <w:pPr>
-        <w:spacing w:before="200" w:after="40"/>
+        <w:spacing w:before="240" w:after="60"/>
       </w:pPr>
       <w:r>
         <w:rPr>
-          <w:rFonts w:ascii="Arial" w:hAnsi="Arial"/>
+          <w:rFonts w:ascii="Times New Roman" w:hAnsi="Times New Roman"/>
           <w:b/>
-          <w:color w:val="1A2C4C"/>
+          <w:color w:val="0A192F"/>
           <w:sz w:val="22"/>
         </w:rPr>
-        <w:t>CLÁUSULA TERCEIRA – DA INEXISTÊNCIA DE VÍNCULO</w:t>
+        <w:t>CLÁUSULA TERCEIRA – DA CONTRAPRESTAÇÃO E NOTA FISCAL</w:t>
       </w:r>
     </w:p>
     <w:p>
       <w:pPr>
-        <w:spacing w:before="0" w:after="120" w:line="276" w:lineRule="auto"/>
+        <w:spacing w:before="0" w:after="160" w:line="300" w:lineRule="auto"/>
+        <w:jc w:val="both"/>
       </w:pPr>
       <w:r>
         <w:rPr>
-          <w:rFonts w:ascii="Arial" w:hAnsi="Arial"/>
-          <w:color w:val="282828"/>
-          <w:sz w:val="20"/>
+          <w:rFonts w:ascii="Times New Roman" w:hAnsi="Times New Roman"/>
+          <w:color w:val="1E1E1E"/>
+          <w:sz w:val="21"/>
         </w:rPr>
-        <w:t>As partes reconhecem a natureza exclusivamente civil e comercial, sem incidência de legislação trabalhista.</w:t>
+        <w:t>3.1. Pelos serviços prestados, a CONTRATANTE pagará à CONTRATADA o valor de R$ [VALOR POR EXTENSO] por [mês / entrega], mediante apresentação e validação da Nota Fiscal de Prestação de Serviços correspondente.</w:t>
       </w:r>
     </w:p>
     <w:p>
+      <w:pPr>
+        <w:spacing w:before="240" w:after="60"/>
+      </w:pPr>
       <w:r>
+        <w:rPr>
+          <w:rFonts w:ascii="Times New Roman" w:hAnsi="Times New Roman"/>
+          <w:b/>
+          <w:color w:val="0A192F"/>
+          <w:sz w:val="22"/>
+        </w:rPr>
+        <w:t>CLÁUSULA QUARTA – DO SIGILO E NÃO CONCORRÊNCIA</w:t>
+      </w:r>
+    </w:p>
+    <w:p>
+      <w:pPr>
+        <w:spacing w:before="0" w:after="160" w:line="300" w:lineRule="auto"/>
+        <w:jc w:val="both"/>
+      </w:pPr>
+      <w:r>
+        <w:rPr>
+          <w:rFonts w:ascii="Times New Roman" w:hAnsi="Times New Roman"/>
+          <w:color w:val="1E1E1E"/>
+          <w:sz w:val="21"/>
+        </w:rPr>
+        <w:t>4.1. A CONTRATADA compromete-se a manter absoluto sigilo sobre dados, estratégias e segredos de negócio da CONTRATANTE durante a vigência e pelo período de 02 anos após o encerramento.</w:t>
+      </w:r>
+    </w:p>
+    <w:p>
+      <w:pPr>
+        <w:spacing w:before="240" w:after="60"/>
+      </w:pPr>
+      <w:r>
+        <w:rPr>
+          <w:rFonts w:ascii="Times New Roman" w:hAnsi="Times New Roman"/>
+          <w:b/>
+          <w:color w:val="0A192F"/>
+          <w:sz w:val="22"/>
+        </w:rPr>
+        <w:t>CLÁUSULA QUINTA – DA RESCISÃO E FORO</w:t>
+      </w:r>
+    </w:p>
+    <w:p>
+      <w:pPr>
+        <w:spacing w:before="0" w:after="160" w:line="300" w:lineRule="auto"/>
+        <w:jc w:val="both"/>
+      </w:pPr>
+      <w:r>
+        <w:rPr>
+          <w:rFonts w:ascii="Times New Roman" w:hAnsi="Times New Roman"/>
+          <w:color w:val="1E1E1E"/>
+          <w:sz w:val="21"/>
+        </w:rPr>
+        <w:t>5.1. O contrato poderá ser rescindido por qualquer das partes mediante aviso prévio por escrito com 30 dias de antecedência.</w:t>
+        <w:br/>
+        <w:br/>
+        <w:t>5.2. Fica eleito o Foro da Comarca de [CIDADE/UF] para dirimir litígios oriundos deste ajuste.</w:t>
+      </w:r>
+    </w:p>
+    <w:p>
+      <w:pPr>
+        <w:spacing w:before="360" w:after="480"/>
+      </w:pPr>
+      <w:r>
+        <w:rPr>
+          <w:rFonts w:ascii="Times New Roman" w:hAnsi="Times New Roman"/>
+          <w:sz w:val="21"/>
+        </w:rPr>
+        <w:t>E, por estarem assim justas, acordadas e contratadas, as partes firmam o presente instrumento em 02 (duas) vias de igual teor e forma, na presença das 02 (duas) testemunhas instrumentárias abaixo qualificadas, que a tudo assistiram e dão fé.</w:t>
+        <w:br/>
         <w:br/>
         <w:t>[CIDADE/UF], [DIA] de [MÊS] de 202[X].</w:t>
         <w:br/>
         <w:br/>
-      </w:r>
-    </w:p>
-    <w:p>
-      <w:r>
-        <w:t>_________________________________________</w:t>
         <w:br/>
-        <w:t>PRIMEIRA PARTE / CONTRATANTE</w:t>
+        <w:t>___________________________________________________________</w:t>
+        <w:br/>
+        <w:t>PRIMEIRA PARTE</w:t>
+        <w:br/>
+        <w:t>CPF/CNPJ nº [NÚMERO]</w:t>
         <w:br/>
         <w:br/>
-        <w:t>_________________________________________</w:t>
         <w:br/>
-        <w:t>SEGUNDA PARTE / CONTRATADA</w:t>
+        <w:t>___________________________________________________________</w:t>
+        <w:br/>
+        <w:t>SEGUNDA PARTE</w:t>
+        <w:br/>
+        <w:t>CPF/CNPJ nº [NÚMERO]</w:t>
         <w:br/>
         <w:br/>
-      </w:r>
-    </w:p>
-    <w:p>
-      <w:r>
-        <w:t>TESTEMUNHAS:</w:t>
         <w:br/>
-        <w:t>1. Nome: ____________________ CPF: ______________</w:t>
+        <w:t>TESTEMUNHAS INSTRUMENTÁRIAS:</w:t>
         <w:br/>
-        <w:t>2. Nome: ____________________ CPF: ______________</w:t>
+        <w:br/>
+        <w:t>1. ______________________________________</w:t>
+        <w:br/>
+        <w:t>Nome: [NOME COMPLETO DA TESTEMUNHA 1]</w:t>
+        <w:br/>
+        <w:t>RG nº [NÚMERO] | CPF nº [NÚMERO]</w:t>
+        <w:br/>
+        <w:br/>
+        <w:t>2. ______________________________________</w:t>
+        <w:br/>
+        <w:t>Nome: [NOME COMPLETO DA TESTEMUNHA 2]</w:t>
+        <w:br/>
+        <w:t>RG nº [NÚMERO] | CPF nº [NÚMERO]</w:t>
       </w:r>
     </w:p>
     <w:sectPr>
